--- a/lb3/Pimakhin_Roman_lb3.docx
+++ b/lb3/Pimakhin_Roman_lb3.docx
@@ -95,7 +95,27 @@
           <w:szCs w:val="28"/>
           <w:lang w:eastAsia="ru-RU" w:bidi="ar-SA"/>
         </w:rPr>
-        <w:t>«ЛЭТИ» им. В.И. Ульянова (Ленина)</w:t>
+        <w:t xml:space="preserve">«ЛЭТИ» им. </w:t>
+      </w:r>
+      <w:proofErr w:type="gramStart"/>
+      <w:r>
+        <w:rPr>
+          <w:b/>
+          <w:caps/>
+          <w:szCs w:val="28"/>
+          <w:lang w:eastAsia="ru-RU" w:bidi="ar-SA"/>
+        </w:rPr>
+        <w:t>В.И.</w:t>
+      </w:r>
+      <w:proofErr w:type="gramEnd"/>
+      <w:r>
+        <w:rPr>
+          <w:b/>
+          <w:caps/>
+          <w:szCs w:val="28"/>
+          <w:lang w:eastAsia="ru-RU" w:bidi="ar-SA"/>
+        </w:rPr>
+        <w:t xml:space="preserve"> Ульянова (Ленина)</w:t>
       </w:r>
     </w:p>
     <w:p>
@@ -436,37 +456,7 @@
               <w:rPr>
                 <w:szCs w:val="28"/>
               </w:rPr>
-              <w:t>Пимахин</w:t>
-            </w:r>
-            <w:r>
-              <w:rPr>
-                <w:szCs w:val="28"/>
-              </w:rPr>
-              <w:t xml:space="preserve"> </w:t>
-            </w:r>
-            <w:r>
-              <w:rPr>
-                <w:szCs w:val="28"/>
-              </w:rPr>
-              <w:t>Р</w:t>
-            </w:r>
-            <w:r>
-              <w:rPr>
-                <w:szCs w:val="28"/>
-              </w:rPr>
-              <w:t>.</w:t>
-            </w:r>
-            <w:r>
-              <w:rPr>
-                <w:szCs w:val="28"/>
-              </w:rPr>
-              <w:t>А</w:t>
-            </w:r>
-            <w:r>
-              <w:rPr>
-                <w:szCs w:val="28"/>
-              </w:rPr>
-              <w:t>.</w:t>
+              <w:t>Пимахин Р.А.</w:t>
             </w:r>
           </w:p>
         </w:tc>
@@ -545,11 +535,19 @@
                 <w:szCs w:val="28"/>
               </w:rPr>
             </w:pPr>
+            <w:proofErr w:type="spellStart"/>
             <w:r>
               <w:rPr>
                 <w:szCs w:val="28"/>
               </w:rPr>
-              <w:t>Жангиров Т.Р.</w:t>
+              <w:t>Жангиров</w:t>
+            </w:r>
+            <w:proofErr w:type="spellEnd"/>
+            <w:r>
+              <w:rPr>
+                <w:szCs w:val="28"/>
+              </w:rPr>
+              <w:t xml:space="preserve"> Т.Р.</w:t>
             </w:r>
           </w:p>
         </w:tc>
@@ -1028,35 +1026,6 @@
         </w:rPr>
         <w:t>две строки S и T.</w:t>
       </w:r>
-      <w:r>
-        <w:rPr>
-          <w:rFonts w:ascii="Times New Roman" w:hAnsi="Times New Roman" w:cs="Times New Roman"/>
-          <w:sz w:val="28"/>
-          <w:szCs w:val="28"/>
-          <w:lang w:val="ru-RU"/>
-        </w:rPr>
-        <w:br/>
-      </w:r>
-      <w:r>
-        <w:rPr>
-          <w:rFonts w:ascii="Times New Roman" w:hAnsi="Times New Roman" w:cs="Times New Roman"/>
-          <w:sz w:val="28"/>
-          <w:szCs w:val="28"/>
-          <w:lang w:val="ru-RU"/>
-        </w:rPr>
-        <w:br/>
-      </w:r>
-      <w:r>
-        <w:rPr>
-          <w:rFonts w:ascii="Times New Roman" w:hAnsi="Times New Roman" w:cs="Times New Roman"/>
-          <w:b/>
-          <w:bCs/>
-          <w:sz w:val="28"/>
-          <w:szCs w:val="28"/>
-          <w:lang w:val="ru-RU"/>
-        </w:rPr>
-        <w:t>Выходные данные:</w:t>
-      </w:r>
     </w:p>
     <w:p>
       <w:pPr>
@@ -1073,29 +1042,13 @@
       <w:r>
         <w:rPr>
           <w:rFonts w:ascii="Times New Roman" w:hAnsi="Times New Roman" w:cs="Times New Roman"/>
-          <w:sz w:val="28"/>
-          <w:szCs w:val="28"/>
-          <w:lang w:val="ru-RU"/>
-        </w:rPr>
-        <w:t xml:space="preserve">Одно число </w:t>
-      </w:r>
-      <w:r>
-        <w:rPr>
-          <w:rFonts w:ascii="Times New Roman" w:hAnsi="Times New Roman" w:cs="Times New Roman"/>
-          <w:sz w:val="28"/>
-          <w:szCs w:val="28"/>
-          <w:lang w:val="ru-RU"/>
-        </w:rPr>
-        <w:t>-</w:t>
-      </w:r>
-      <w:r>
-        <w:rPr>
-          <w:rFonts w:ascii="Times New Roman" w:hAnsi="Times New Roman" w:cs="Times New Roman"/>
-          <w:sz w:val="28"/>
-          <w:szCs w:val="28"/>
-          <w:lang w:val="ru-RU"/>
-        </w:rPr>
-        <w:t xml:space="preserve"> минимальная стоимость преобразования строки S в строку T.</w:t>
+          <w:b/>
+          <w:bCs/>
+          <w:sz w:val="28"/>
+          <w:szCs w:val="28"/>
+          <w:lang w:val="ru-RU"/>
+        </w:rPr>
+        <w:t>Выходные данные:</w:t>
       </w:r>
     </w:p>
     <w:p>
@@ -1107,22 +1060,35 @@
           <w:rFonts w:ascii="Times New Roman" w:hAnsi="Times New Roman" w:cs="Times New Roman"/>
           <w:sz w:val="28"/>
           <w:szCs w:val="28"/>
-          <w:lang w:val="ru-RU"/>
-        </w:rPr>
-      </w:pPr>
-    </w:p>
-    <w:p>
-      <w:pPr>
-        <w:spacing w:line="360" w:lineRule="auto"/>
-        <w:ind w:right="-425" w:firstLine="425"/>
-        <w:jc w:val="both"/>
-        <w:rPr>
-          <w:rFonts w:ascii="Times New Roman" w:hAnsi="Times New Roman" w:cs="Times New Roman"/>
-          <w:sz w:val="28"/>
-          <w:szCs w:val="28"/>
-          <w:lang w:val="ru-RU"/>
-        </w:rPr>
-      </w:pPr>
+        </w:rPr>
+      </w:pPr>
+      <w:r>
+        <w:rPr>
+          <w:rFonts w:ascii="Times New Roman" w:hAnsi="Times New Roman" w:cs="Times New Roman"/>
+          <w:sz w:val="28"/>
+          <w:szCs w:val="28"/>
+          <w:lang w:val="ru-RU"/>
+        </w:rPr>
+        <w:t xml:space="preserve">Одно число </w:t>
+      </w:r>
+      <w:r>
+        <w:rPr>
+          <w:rFonts w:ascii="Times New Roman" w:hAnsi="Times New Roman" w:cs="Times New Roman"/>
+          <w:sz w:val="28"/>
+          <w:szCs w:val="28"/>
+          <w:lang w:val="ru-RU"/>
+        </w:rPr>
+        <w:t>-</w:t>
+      </w:r>
+      <w:r>
+        <w:rPr>
+          <w:rFonts w:ascii="Times New Roman" w:hAnsi="Times New Roman" w:cs="Times New Roman"/>
+          <w:sz w:val="28"/>
+          <w:szCs w:val="28"/>
+          <w:lang w:val="ru-RU"/>
+        </w:rPr>
+        <w:t xml:space="preserve"> минимальная стоимость преобразования строки S в строку T.</w:t>
+      </w:r>
     </w:p>
     <w:p>
       <w:pPr>
@@ -1147,7 +1113,6 @@
           <w:szCs w:val="28"/>
           <w:lang w:val="ru-RU"/>
         </w:rPr>
-        <w:lastRenderedPageBreak/>
         <w:t>Описание алгоритма</w:t>
       </w:r>
     </w:p>
@@ -1188,8 +1153,49 @@
           <w:szCs w:val="28"/>
           <w:lang w:val="ru-RU"/>
         </w:rPr>
+        <w:lastRenderedPageBreak/>
         <w:br/>
-        <w:t>Основная идея алгоритма заключается в построении таблицы dp, где элемент dp[i][j] хранит минимальную стоимость преобразования первых i символов первой строки S в первые j символов второй строки T.</w:t>
+        <w:t xml:space="preserve">Основная идея алгоритма заключается в построении таблицы </w:t>
+      </w:r>
+      <w:proofErr w:type="spellStart"/>
+      <w:r>
+        <w:rPr>
+          <w:rFonts w:ascii="Times New Roman" w:hAnsi="Times New Roman" w:cs="Times New Roman"/>
+          <w:sz w:val="28"/>
+          <w:szCs w:val="28"/>
+          <w:lang w:val="ru-RU"/>
+        </w:rPr>
+        <w:t>dp</w:t>
+      </w:r>
+      <w:proofErr w:type="spellEnd"/>
+      <w:r>
+        <w:rPr>
+          <w:rFonts w:ascii="Times New Roman" w:hAnsi="Times New Roman" w:cs="Times New Roman"/>
+          <w:sz w:val="28"/>
+          <w:szCs w:val="28"/>
+          <w:lang w:val="ru-RU"/>
+        </w:rPr>
+        <w:t xml:space="preserve">, где элемент </w:t>
+      </w:r>
+      <w:proofErr w:type="spellStart"/>
+      <w:r>
+        <w:rPr>
+          <w:rFonts w:ascii="Times New Roman" w:hAnsi="Times New Roman" w:cs="Times New Roman"/>
+          <w:sz w:val="28"/>
+          <w:szCs w:val="28"/>
+          <w:lang w:val="ru-RU"/>
+        </w:rPr>
+        <w:t>dp</w:t>
+      </w:r>
+      <w:proofErr w:type="spellEnd"/>
+      <w:r>
+        <w:rPr>
+          <w:rFonts w:ascii="Times New Roman" w:hAnsi="Times New Roman" w:cs="Times New Roman"/>
+          <w:sz w:val="28"/>
+          <w:szCs w:val="28"/>
+          <w:lang w:val="ru-RU"/>
+        </w:rPr>
+        <w:t>[i][j] хранит минимальную стоимость преобразования первых i символов первой строки S в первые j символов второй строки T.</w:t>
       </w:r>
       <w:r>
         <w:rPr>
@@ -1208,7 +1214,25 @@
           <w:lang w:val="ru-RU"/>
         </w:rPr>
         <w:br/>
-        <w:t xml:space="preserve">Размер таблицы равен (n+1) × (m+1), где n </w:t>
+        <w:t xml:space="preserve">Размер таблицы равен (n+1) </w:t>
+      </w:r>
+      <w:r>
+        <w:rPr>
+          <w:rFonts w:ascii="Times New Roman" w:hAnsi="Times New Roman" w:cs="Times New Roman"/>
+          <w:sz w:val="28"/>
+          <w:szCs w:val="28"/>
+          <w:lang w:val="ru-RU"/>
+        </w:rPr>
+        <w:t>*</w:t>
+      </w:r>
+      <w:r>
+        <w:rPr>
+          <w:rFonts w:ascii="Times New Roman" w:hAnsi="Times New Roman" w:cs="Times New Roman"/>
+          <w:sz w:val="28"/>
+          <w:szCs w:val="28"/>
+          <w:lang w:val="ru-RU"/>
+        </w:rPr>
+        <w:t xml:space="preserve"> (m+1), где n </w:t>
       </w:r>
       <w:r>
         <w:rPr>
@@ -1273,14 +1297,25 @@
         </w:rPr>
         <w:t xml:space="preserve"> </w:t>
       </w:r>
-      <w:r>
-        <w:rPr>
-          <w:rFonts w:ascii="Times New Roman" w:hAnsi="Times New Roman" w:cs="Times New Roman"/>
-          <w:sz w:val="28"/>
-          <w:szCs w:val="28"/>
-          <w:lang w:val="ru-RU"/>
-        </w:rPr>
-        <w:t xml:space="preserve">dp[i][0] = i </w:t>
+      <w:proofErr w:type="spellStart"/>
+      <w:r>
+        <w:rPr>
+          <w:rFonts w:ascii="Times New Roman" w:hAnsi="Times New Roman" w:cs="Times New Roman"/>
+          <w:sz w:val="28"/>
+          <w:szCs w:val="28"/>
+          <w:lang w:val="ru-RU"/>
+        </w:rPr>
+        <w:t>dp</w:t>
+      </w:r>
+      <w:proofErr w:type="spellEnd"/>
+      <w:r>
+        <w:rPr>
+          <w:rFonts w:ascii="Times New Roman" w:hAnsi="Times New Roman" w:cs="Times New Roman"/>
+          <w:sz w:val="28"/>
+          <w:szCs w:val="28"/>
+          <w:lang w:val="ru-RU"/>
+        </w:rPr>
+        <w:t xml:space="preserve">[i][0] = i </w:t>
       </w:r>
       <w:r>
         <w:rPr>
@@ -1344,14 +1379,25 @@
           <w:lang w:val="ru-RU"/>
         </w:rPr>
       </w:pPr>
-      <w:r>
-        <w:rPr>
-          <w:rFonts w:ascii="Times New Roman" w:hAnsi="Times New Roman" w:cs="Times New Roman"/>
-          <w:sz w:val="28"/>
-          <w:szCs w:val="28"/>
-          <w:lang w:val="ru-RU"/>
-        </w:rPr>
-        <w:t>dp[0][j] = j * стоимость вставки</w:t>
+      <w:proofErr w:type="spellStart"/>
+      <w:r>
+        <w:rPr>
+          <w:rFonts w:ascii="Times New Roman" w:hAnsi="Times New Roman" w:cs="Times New Roman"/>
+          <w:sz w:val="28"/>
+          <w:szCs w:val="28"/>
+          <w:lang w:val="ru-RU"/>
+        </w:rPr>
+        <w:t>dp</w:t>
+      </w:r>
+      <w:proofErr w:type="spellEnd"/>
+      <w:r>
+        <w:rPr>
+          <w:rFonts w:ascii="Times New Roman" w:hAnsi="Times New Roman" w:cs="Times New Roman"/>
+          <w:sz w:val="28"/>
+          <w:szCs w:val="28"/>
+          <w:lang w:val="ru-RU"/>
+        </w:rPr>
+        <w:t>[0][j] = j * стоимость вставки</w:t>
       </w:r>
       <w:r>
         <w:rPr>
@@ -1559,15 +1605,57 @@
         </w:rPr>
         <w:t xml:space="preserve"> </w:t>
       </w:r>
-      <w:r>
-        <w:rPr>
-          <w:rFonts w:ascii="Times New Roman" w:hAnsi="Times New Roman" w:cs="Times New Roman"/>
-          <w:sz w:val="28"/>
-          <w:szCs w:val="28"/>
-          <w:lang w:val="ru-RU"/>
-        </w:rPr>
-        <w:t>dp[i-1][j] + delete_cost</w:t>
-      </w:r>
+      <w:proofErr w:type="spellStart"/>
+      <w:r>
+        <w:rPr>
+          <w:rFonts w:ascii="Times New Roman" w:hAnsi="Times New Roman" w:cs="Times New Roman"/>
+          <w:sz w:val="28"/>
+          <w:szCs w:val="28"/>
+          <w:lang w:val="ru-RU"/>
+        </w:rPr>
+        <w:t>dp</w:t>
+      </w:r>
+      <w:proofErr w:type="spellEnd"/>
+      <w:r>
+        <w:rPr>
+          <w:rFonts w:ascii="Times New Roman" w:hAnsi="Times New Roman" w:cs="Times New Roman"/>
+          <w:sz w:val="28"/>
+          <w:szCs w:val="28"/>
+          <w:lang w:val="ru-RU"/>
+        </w:rPr>
+        <w:t>[i-</w:t>
+      </w:r>
+      <w:proofErr w:type="gramStart"/>
+      <w:r>
+        <w:rPr>
+          <w:rFonts w:ascii="Times New Roman" w:hAnsi="Times New Roman" w:cs="Times New Roman"/>
+          <w:sz w:val="28"/>
+          <w:szCs w:val="28"/>
+          <w:lang w:val="ru-RU"/>
+        </w:rPr>
+        <w:t>1][</w:t>
+      </w:r>
+      <w:proofErr w:type="gramEnd"/>
+      <w:r>
+        <w:rPr>
+          <w:rFonts w:ascii="Times New Roman" w:hAnsi="Times New Roman" w:cs="Times New Roman"/>
+          <w:sz w:val="28"/>
+          <w:szCs w:val="28"/>
+          <w:lang w:val="ru-RU"/>
+        </w:rPr>
+        <w:t xml:space="preserve">j] + </w:t>
+      </w:r>
+      <w:proofErr w:type="spellStart"/>
+      <w:r>
+        <w:rPr>
+          <w:rFonts w:ascii="Times New Roman" w:hAnsi="Times New Roman" w:cs="Times New Roman"/>
+          <w:sz w:val="28"/>
+          <w:szCs w:val="28"/>
+          <w:lang w:val="ru-RU"/>
+        </w:rPr>
+        <w:t>delete_cost</w:t>
+      </w:r>
+      <w:proofErr w:type="spellEnd"/>
     </w:p>
     <w:p>
       <w:pPr>
@@ -1588,7 +1676,6 @@
           <w:szCs w:val="28"/>
           <w:lang w:val="ru-RU"/>
         </w:rPr>
-        <w:lastRenderedPageBreak/>
         <w:t>3. Вставка символа:</w:t>
       </w:r>
       <w:r>
@@ -1600,15 +1687,37 @@
         </w:rPr>
         <w:t xml:space="preserve"> </w:t>
       </w:r>
-      <w:r>
-        <w:rPr>
-          <w:rFonts w:ascii="Times New Roman" w:hAnsi="Times New Roman" w:cs="Times New Roman"/>
-          <w:sz w:val="28"/>
-          <w:szCs w:val="28"/>
-          <w:lang w:val="ru-RU"/>
-        </w:rPr>
-        <w:t>dp[i][j-1] + insert_cost</w:t>
-      </w:r>
+      <w:proofErr w:type="spellStart"/>
+      <w:r>
+        <w:rPr>
+          <w:rFonts w:ascii="Times New Roman" w:hAnsi="Times New Roman" w:cs="Times New Roman"/>
+          <w:sz w:val="28"/>
+          <w:szCs w:val="28"/>
+          <w:lang w:val="ru-RU"/>
+        </w:rPr>
+        <w:t>dp</w:t>
+      </w:r>
+      <w:proofErr w:type="spellEnd"/>
+      <w:r>
+        <w:rPr>
+          <w:rFonts w:ascii="Times New Roman" w:hAnsi="Times New Roman" w:cs="Times New Roman"/>
+          <w:sz w:val="28"/>
+          <w:szCs w:val="28"/>
+          <w:lang w:val="ru-RU"/>
+        </w:rPr>
+        <w:t xml:space="preserve">[i][j-1] + </w:t>
+      </w:r>
+      <w:proofErr w:type="spellStart"/>
+      <w:r>
+        <w:rPr>
+          <w:rFonts w:ascii="Times New Roman" w:hAnsi="Times New Roman" w:cs="Times New Roman"/>
+          <w:sz w:val="28"/>
+          <w:szCs w:val="28"/>
+          <w:lang w:val="ru-RU"/>
+        </w:rPr>
+        <w:t>insert_cost</w:t>
+      </w:r>
+      <w:proofErr w:type="spellEnd"/>
     </w:p>
     <w:p>
       <w:pPr>
@@ -1640,14 +1749,56 @@
         </w:rPr>
         <w:t xml:space="preserve"> </w:t>
       </w:r>
-      <w:r>
-        <w:rPr>
-          <w:rFonts w:ascii="Times New Roman" w:hAnsi="Times New Roman" w:cs="Times New Roman"/>
-          <w:sz w:val="28"/>
-          <w:szCs w:val="28"/>
-          <w:lang w:val="ru-RU"/>
-        </w:rPr>
-        <w:t>dp[i][j] = min(сохранение/замена, удаление, вставка)</w:t>
+      <w:proofErr w:type="spellStart"/>
+      <w:r>
+        <w:rPr>
+          <w:rFonts w:ascii="Times New Roman" w:hAnsi="Times New Roman" w:cs="Times New Roman"/>
+          <w:sz w:val="28"/>
+          <w:szCs w:val="28"/>
+          <w:lang w:val="ru-RU"/>
+        </w:rPr>
+        <w:t>dp</w:t>
+      </w:r>
+      <w:proofErr w:type="spellEnd"/>
+      <w:r>
+        <w:rPr>
+          <w:rFonts w:ascii="Times New Roman" w:hAnsi="Times New Roman" w:cs="Times New Roman"/>
+          <w:sz w:val="28"/>
+          <w:szCs w:val="28"/>
+          <w:lang w:val="ru-RU"/>
+        </w:rPr>
+        <w:t xml:space="preserve">[i][j] = </w:t>
+      </w:r>
+      <w:proofErr w:type="spellStart"/>
+      <w:proofErr w:type="gramStart"/>
+      <w:r>
+        <w:rPr>
+          <w:rFonts w:ascii="Times New Roman" w:hAnsi="Times New Roman" w:cs="Times New Roman"/>
+          <w:sz w:val="28"/>
+          <w:szCs w:val="28"/>
+          <w:lang w:val="ru-RU"/>
+        </w:rPr>
+        <w:t>min</w:t>
+      </w:r>
+      <w:proofErr w:type="spellEnd"/>
+      <w:r>
+        <w:rPr>
+          <w:rFonts w:ascii="Times New Roman" w:hAnsi="Times New Roman" w:cs="Times New Roman"/>
+          <w:sz w:val="28"/>
+          <w:szCs w:val="28"/>
+          <w:lang w:val="ru-RU"/>
+        </w:rPr>
+        <w:t>(</w:t>
+      </w:r>
+      <w:proofErr w:type="gramEnd"/>
+      <w:r>
+        <w:rPr>
+          <w:rFonts w:ascii="Times New Roman" w:hAnsi="Times New Roman" w:cs="Times New Roman"/>
+          <w:sz w:val="28"/>
+          <w:szCs w:val="28"/>
+          <w:lang w:val="ru-RU"/>
+        </w:rPr>
+        <w:t>сохранение/замена, удаление, вставка)</w:t>
       </w:r>
     </w:p>
     <w:p>
@@ -1669,7 +1820,28 @@
           <w:szCs w:val="28"/>
           <w:lang w:val="ru-RU"/>
         </w:rPr>
-        <w:t>После заполнения всей таблицы значение dp[n][m] содержит минимальную стоимость преобразования всей первой строки во вторую.</w:t>
+        <w:lastRenderedPageBreak/>
+        <w:t xml:space="preserve">После заполнения всей таблицы значение </w:t>
+      </w:r>
+      <w:proofErr w:type="spellStart"/>
+      <w:r>
+        <w:rPr>
+          <w:rFonts w:ascii="Times New Roman" w:hAnsi="Times New Roman" w:cs="Times New Roman"/>
+          <w:sz w:val="28"/>
+          <w:szCs w:val="28"/>
+          <w:lang w:val="ru-RU"/>
+        </w:rPr>
+        <w:t>dp</w:t>
+      </w:r>
+      <w:proofErr w:type="spellEnd"/>
+      <w:r>
+        <w:rPr>
+          <w:rFonts w:ascii="Times New Roman" w:hAnsi="Times New Roman" w:cs="Times New Roman"/>
+          <w:sz w:val="28"/>
+          <w:szCs w:val="28"/>
+          <w:lang w:val="ru-RU"/>
+        </w:rPr>
+        <w:t>[n][m] содержит минимальную стоимость преобразования всей первой строки во вторую.</w:t>
       </w:r>
       <w:r>
         <w:rPr>
@@ -2037,7 +2209,27 @@
           <w:szCs w:val="28"/>
           <w:lang w:val="ru-RU"/>
         </w:rPr>
-        <w:t>В реализации используется полная таблица динамического программирования dp размером (n+1) × (m+1), поэтому количество занимаемой памяти зависит от произведения длин входных строк.</w:t>
+        <w:t xml:space="preserve">В реализации используется полная таблица динамического программирования </w:t>
+      </w:r>
+      <w:proofErr w:type="spellStart"/>
+      <w:r>
+        <w:rPr>
+          <w:rFonts w:ascii="Times New Roman" w:hAnsi="Times New Roman" w:cs="Times New Roman"/>
+          <w:sz w:val="28"/>
+          <w:szCs w:val="28"/>
+          <w:lang w:val="ru-RU"/>
+        </w:rPr>
+        <w:t>dp</w:t>
+      </w:r>
+      <w:proofErr w:type="spellEnd"/>
+      <w:r>
+        <w:rPr>
+          <w:rFonts w:ascii="Times New Roman" w:hAnsi="Times New Roman" w:cs="Times New Roman"/>
+          <w:sz w:val="28"/>
+          <w:szCs w:val="28"/>
+          <w:lang w:val="ru-RU"/>
+        </w:rPr>
+        <w:t xml:space="preserve"> размером (n+1) × (m+1), поэтому количество занимаемой памяти зависит от произведения длин входных строк.</w:t>
       </w:r>
       <w:r>
         <w:rPr>
@@ -2105,7 +2297,27 @@
           <w:szCs w:val="28"/>
           <w:lang w:val="ru-RU"/>
         </w:rPr>
-        <w:t xml:space="preserve"> O(n + m);</w:t>
+        <w:t xml:space="preserve"> </w:t>
+      </w:r>
+      <w:proofErr w:type="gramStart"/>
+      <w:r>
+        <w:rPr>
+          <w:rFonts w:ascii="Times New Roman" w:hAnsi="Times New Roman" w:cs="Times New Roman"/>
+          <w:sz w:val="28"/>
+          <w:szCs w:val="28"/>
+          <w:lang w:val="ru-RU"/>
+        </w:rPr>
+        <w:t>O(</w:t>
+      </w:r>
+      <w:proofErr w:type="gramEnd"/>
+      <w:r>
+        <w:rPr>
+          <w:rFonts w:ascii="Times New Roman" w:hAnsi="Times New Roman" w:cs="Times New Roman"/>
+          <w:sz w:val="28"/>
+          <w:szCs w:val="28"/>
+          <w:lang w:val="ru-RU"/>
+        </w:rPr>
+        <w:t>n + m);</w:t>
       </w:r>
     </w:p>
     <w:p>
@@ -2166,6 +2378,7 @@
           <w:rFonts w:ascii="Times New Roman" w:hAnsi="Times New Roman" w:cs="Times New Roman"/>
           <w:sz w:val="28"/>
           <w:szCs w:val="28"/>
+          <w:lang w:val="ru-RU"/>
         </w:rPr>
       </w:pPr>
       <w:r>
@@ -2197,7 +2410,27 @@
           <w:szCs w:val="28"/>
           <w:lang w:val="ru-RU"/>
         </w:rPr>
-        <w:t>Основной вклад в расход памяти вносит таблица dp, поэтому итоговая сложность по памяти равна O(n</w:t>
+        <w:t xml:space="preserve">Основной вклад в расход памяти вносит таблица </w:t>
+      </w:r>
+      <w:proofErr w:type="spellStart"/>
+      <w:r>
+        <w:rPr>
+          <w:rFonts w:ascii="Times New Roman" w:hAnsi="Times New Roman" w:cs="Times New Roman"/>
+          <w:sz w:val="28"/>
+          <w:szCs w:val="28"/>
+          <w:lang w:val="ru-RU"/>
+        </w:rPr>
+        <w:t>dp</w:t>
+      </w:r>
+      <w:proofErr w:type="spellEnd"/>
+      <w:r>
+        <w:rPr>
+          <w:rFonts w:ascii="Times New Roman" w:hAnsi="Times New Roman" w:cs="Times New Roman"/>
+          <w:sz w:val="28"/>
+          <w:szCs w:val="28"/>
+          <w:lang w:val="ru-RU"/>
+        </w:rPr>
+        <w:t>, поэтому итоговая сложность по памяти равна O(n</w:t>
       </w:r>
       <w:r>
         <w:rPr>
@@ -2240,6 +2473,7 @@
           <w:rFonts w:ascii="Times New Roman" w:hAnsi="Times New Roman" w:cs="Times New Roman"/>
           <w:sz w:val="28"/>
           <w:szCs w:val="28"/>
+          <w:lang w:val="ru-RU"/>
         </w:rPr>
       </w:pPr>
     </w:p>
@@ -2263,7 +2497,6 @@
           <w:szCs w:val="28"/>
           <w:lang w:val="ru-RU"/>
         </w:rPr>
-        <w:lastRenderedPageBreak/>
         <w:t>Тестирование</w:t>
       </w:r>
     </w:p>
@@ -2292,13 +2525,31 @@
                 <w:lang w:val="en-US" w:eastAsia="ru-RU"/>
               </w:rPr>
             </w:pPr>
+            <w:proofErr w:type="spellStart"/>
             <w:r>
               <w:rPr>
                 <w:szCs w:val="28"/>
                 <w:lang w:val="en-US" w:eastAsia="ru-RU"/>
               </w:rPr>
-              <w:t>Входные данные</w:t>
+              <w:t>Входные</w:t>
             </w:r>
+            <w:proofErr w:type="spellEnd"/>
+            <w:r>
+              <w:rPr>
+                <w:szCs w:val="28"/>
+                <w:lang w:val="en-US" w:eastAsia="ru-RU"/>
+              </w:rPr>
+              <w:t xml:space="preserve"> </w:t>
+            </w:r>
+            <w:proofErr w:type="spellStart"/>
+            <w:r>
+              <w:rPr>
+                <w:szCs w:val="28"/>
+                <w:lang w:val="en-US" w:eastAsia="ru-RU"/>
+              </w:rPr>
+              <w:t>данные</w:t>
+            </w:r>
+            <w:proofErr w:type="spellEnd"/>
           </w:p>
         </w:tc>
         <w:tc>
@@ -2315,6 +2566,7 @@
                 <w:lang w:val="en-US" w:eastAsia="ru-RU"/>
               </w:rPr>
             </w:pPr>
+            <w:proofErr w:type="spellStart"/>
             <w:r>
               <w:rPr>
                 <w:szCs w:val="28"/>
@@ -2322,6 +2574,7 @@
               </w:rPr>
               <w:t>Вывод</w:t>
             </w:r>
+            <w:proofErr w:type="spellEnd"/>
           </w:p>
         </w:tc>
       </w:tr>
@@ -2347,6 +2600,7 @@
                 <w:szCs w:val="28"/>
                 <w:lang w:eastAsia="ru-RU"/>
               </w:rPr>
+              <w:lastRenderedPageBreak/>
               <w:t>3 3 4</w:t>
             </w:r>
           </w:p>
@@ -2406,6 +2660,7 @@
                 <w:lang w:eastAsia="ru-RU"/>
               </w:rPr>
             </w:pPr>
+            <w:proofErr w:type="spellStart"/>
             <w:r>
               <w:rPr>
                 <w:szCs w:val="28"/>
@@ -2413,6 +2668,7 @@
               </w:rPr>
               <w:t>abc</w:t>
             </w:r>
+            <w:proofErr w:type="spellEnd"/>
           </w:p>
           <w:p>
             <w:pPr>
@@ -2430,6 +2686,7 @@
               </w:rPr>
               <w:t xml:space="preserve">          </w:t>
             </w:r>
+            <w:proofErr w:type="spellStart"/>
             <w:r>
               <w:rPr>
                 <w:szCs w:val="28"/>
@@ -2437,6 +2694,7 @@
               </w:rPr>
               <w:t>adc</w:t>
             </w:r>
+            <w:proofErr w:type="spellEnd"/>
           </w:p>
         </w:tc>
         <w:tc>
@@ -2486,14 +2744,7 @@
                 <w:szCs w:val="28"/>
                 <w:lang w:val="en-US" w:eastAsia="ru-RU"/>
               </w:rPr>
-              <w:t xml:space="preserve">         </w:t>
-            </w:r>
-            <w:r>
-              <w:rPr>
-                <w:szCs w:val="28"/>
-                <w:lang w:val="en-US" w:eastAsia="ru-RU"/>
-              </w:rPr>
-              <w:t>5 3 5</w:t>
+              <w:t xml:space="preserve">         5 3 5</w:t>
             </w:r>
           </w:p>
           <w:p>
@@ -2510,14 +2761,7 @@
                 <w:szCs w:val="28"/>
                 <w:lang w:val="en-US" w:eastAsia="ru-RU"/>
               </w:rPr>
-              <w:t xml:space="preserve">        </w:t>
-            </w:r>
-            <w:r>
-              <w:rPr>
-                <w:szCs w:val="28"/>
-                <w:lang w:val="en-US" w:eastAsia="ru-RU"/>
-              </w:rPr>
-              <w:t>1</w:t>
+              <w:t xml:space="preserve">        1</w:t>
             </w:r>
           </w:p>
           <w:p>
@@ -2534,14 +2778,7 @@
                 <w:szCs w:val="28"/>
                 <w:lang w:val="en-US" w:eastAsia="ru-RU"/>
               </w:rPr>
-              <w:t xml:space="preserve">        </w:t>
-            </w:r>
-            <w:r>
-              <w:rPr>
-                <w:szCs w:val="28"/>
-                <w:lang w:val="en-US" w:eastAsia="ru-RU"/>
-              </w:rPr>
-              <w:t>2</w:t>
+              <w:t xml:space="preserve">        2</w:t>
             </w:r>
           </w:p>
           <w:p>
@@ -2558,14 +2795,7 @@
                 <w:szCs w:val="28"/>
                 <w:lang w:val="en-US" w:eastAsia="ru-RU"/>
               </w:rPr>
-              <w:t xml:space="preserve">        </w:t>
-            </w:r>
-            <w:r>
-              <w:rPr>
-                <w:szCs w:val="28"/>
-                <w:lang w:val="en-US" w:eastAsia="ru-RU"/>
-              </w:rPr>
-              <w:t>4 10</w:t>
+              <w:t xml:space="preserve">        4 10</w:t>
             </w:r>
           </w:p>
           <w:p>
@@ -2584,6 +2814,7 @@
               </w:rPr>
               <w:t xml:space="preserve">        </w:t>
             </w:r>
+            <w:proofErr w:type="spellStart"/>
             <w:r>
               <w:rPr>
                 <w:szCs w:val="28"/>
@@ -2591,6 +2822,7 @@
               </w:rPr>
               <w:t>abc</w:t>
             </w:r>
+            <w:proofErr w:type="spellEnd"/>
           </w:p>
           <w:p>
             <w:pPr>
@@ -2608,6 +2840,7 @@
               </w:rPr>
               <w:t xml:space="preserve">        </w:t>
             </w:r>
+            <w:proofErr w:type="spellStart"/>
             <w:r>
               <w:rPr>
                 <w:szCs w:val="28"/>
@@ -2615,6 +2848,7 @@
               </w:rPr>
               <w:t>adc</w:t>
             </w:r>
+            <w:proofErr w:type="spellEnd"/>
           </w:p>
         </w:tc>
         <w:tc>
@@ -2729,8 +2963,17 @@
                 <w:szCs w:val="28"/>
                 <w:lang w:val="en-US" w:eastAsia="ru-RU"/>
               </w:rPr>
-              <w:t xml:space="preserve">        qwert</w:t>
+              <w:t xml:space="preserve">        </w:t>
             </w:r>
+            <w:proofErr w:type="spellStart"/>
+            <w:r>
+              <w:rPr>
+                <w:szCs w:val="28"/>
+                <w:lang w:val="en-US" w:eastAsia="ru-RU"/>
+              </w:rPr>
+              <w:t>qwert</w:t>
+            </w:r>
+            <w:proofErr w:type="spellEnd"/>
           </w:p>
           <w:p>
             <w:pPr>
@@ -2746,8 +2989,17 @@
                 <w:szCs w:val="28"/>
                 <w:lang w:val="en-US" w:eastAsia="ru-RU"/>
               </w:rPr>
-              <w:t xml:space="preserve">        zxc</w:t>
+              <w:t xml:space="preserve">        </w:t>
             </w:r>
+            <w:proofErr w:type="spellStart"/>
+            <w:r>
+              <w:rPr>
+                <w:szCs w:val="28"/>
+                <w:lang w:val="en-US" w:eastAsia="ru-RU"/>
+              </w:rPr>
+              <w:t>zxc</w:t>
+            </w:r>
+            <w:proofErr w:type="spellEnd"/>
           </w:p>
         </w:tc>
         <w:tc>
@@ -2822,47 +3074,7 @@
           <w:szCs w:val="28"/>
           <w:lang w:val="ru-RU" w:eastAsia="ru-RU" w:bidi="hi-IN"/>
         </w:rPr>
-        <w:t>В ходе лабораторной работы был реализован алгоритм Вагнера—Фишера для вычисления расстояния Левенштейна с учетом нестабильных элементов первой строки.</w:t>
-      </w:r>
-      <w:r>
-        <w:rPr>
-          <w:rFonts w:ascii="Times New Roman" w:eastAsia="Times New Roman" w:hAnsi="Times New Roman" w:cs="Times New Roman"/>
-          <w:kern w:val="3"/>
-          <w:sz w:val="28"/>
-          <w:szCs w:val="28"/>
-          <w:lang w:val="ru-RU" w:eastAsia="ru-RU" w:bidi="hi-IN"/>
-        </w:rPr>
-        <w:t xml:space="preserve"> </w:t>
-      </w:r>
-      <w:r>
-        <w:rPr>
-          <w:rFonts w:ascii="Times New Roman" w:eastAsia="Times New Roman" w:hAnsi="Times New Roman" w:cs="Times New Roman"/>
-          <w:kern w:val="3"/>
-          <w:sz w:val="28"/>
-          <w:szCs w:val="28"/>
-          <w:lang w:val="ru-RU" w:eastAsia="ru-RU" w:bidi="hi-IN"/>
-        </w:rPr>
-        <w:t>Была добавлена обработка специальных цен</w:t>
-      </w:r>
-      <w:r>
-        <w:rPr>
-          <w:rFonts w:ascii="Times New Roman" w:eastAsia="Times New Roman" w:hAnsi="Times New Roman" w:cs="Times New Roman"/>
-          <w:kern w:val="3"/>
-          <w:sz w:val="28"/>
-          <w:szCs w:val="28"/>
-          <w:lang w:val="ru-RU" w:eastAsia="ru-RU" w:bidi="hi-IN"/>
-        </w:rPr>
-        <w:t xml:space="preserve"> </w:t>
-      </w:r>
-      <w:r>
-        <w:rPr>
-          <w:rFonts w:ascii="Times New Roman" w:eastAsia="Times New Roman" w:hAnsi="Times New Roman" w:cs="Times New Roman"/>
-          <w:kern w:val="3"/>
-          <w:sz w:val="28"/>
-          <w:szCs w:val="28"/>
-          <w:lang w:val="ru-RU" w:eastAsia="ru-RU" w:bidi="hi-IN"/>
-        </w:rPr>
-        <w:t>сохранения и замены, а также условие для нестабильного символа «S». Тестирование подтвердило корректность работы алгоритма.</w:t>
+        <w:t>В ходе лабораторной работы был реализован алгоритм Вагнера—Фишера для вычисления расстояния Левенштейна с учетом нестабильных элементов первой строки. Была добавлена обработка специальных цен сохранения и замены, а также условие для нестабильного символа «S». Тестирование подтвердило корректность работы алгоритма.</w:t>
       </w:r>
       <w:r>
         <w:rPr>
@@ -2905,13 +3117,121 @@
       </w:pPr>
     </w:p>
     <w:sectPr>
+      <w:footerReference w:type="default" r:id="rId7"/>
       <w:pgSz w:w="11906" w:h="16838"/>
-      <w:pgMar w:top="1134" w:right="1841" w:bottom="1134" w:left="1701" w:header="708" w:footer="708" w:gutter="0"/>
+      <w:pgMar w:top="1134" w:right="1418" w:bottom="1134" w:left="1701" w:header="709" w:footer="709" w:gutter="0"/>
       <w:cols w:space="708"/>
+      <w:titlePg/>
       <w:docGrid w:linePitch="360"/>
     </w:sectPr>
   </w:body>
 </w:document>
+</file>
+
+<file path=word/endnotes.xml><?xml version="1.0" encoding="utf-8"?>
+<w:endnotes xmlns:wpc="http://schemas.microsoft.com/office/word/2010/wordprocessingCanvas" xmlns:cx="http://schemas.microsoft.com/office/drawing/2014/chartex" xmlns:cx1="http://schemas.microsoft.com/office/drawing/2015/9/8/chartex" xmlns:cx2="http://schemas.microsoft.com/office/drawing/2015/10/21/chartex" xmlns:cx3="http://schemas.microsoft.com/office/drawing/2016/5/9/chartex" xmlns:cx4="http://schemas.microsoft.com/office/drawing/2016/5/10/chartex" xmlns:cx5="http://schemas.microsoft.com/office/drawing/2016/5/11/chartex" xmlns:cx6="http://schemas.microsoft.com/office/drawing/2016/5/12/chartex" xmlns:cx7="http://schemas.microsoft.com/office/drawing/2016/5/13/chartex" xmlns:cx8="http://schemas.microsoft.com/office/drawing/2016/5/14/chartex" xmlns:mc="http://schemas.openxmlformats.org/markup-compatibility/2006" xmlns:aink="http://schemas.microsoft.com/office/drawing/2016/ink" xmlns:am3d="http://schemas.microsoft.com/office/drawing/2017/model3d" xmlns:o="urn:schemas-microsoft-com:office:office" xmlns:oel="http://schemas.microsoft.com/office/2019/extlst" xmlns:r="http://schemas.openxmlformats.org/officeDocument/2006/relationships" xmlns:m="http://schemas.openxmlformats.org/officeDocument/2006/math" xmlns:v="urn:schemas-microsoft-com:vml" xmlns:wp14="http://schemas.microsoft.com/office/word/2010/wordprocessingDrawing" xmlns:wp="http://schemas.openxmlformats.org/drawingml/2006/wordprocessingDrawing" xmlns:w10="urn:schemas-microsoft-com:office:word" xmlns:w="http://schemas.openxmlformats.org/wordprocessingml/2006/main" xmlns:w14="http://schemas.microsoft.com/office/word/2010/wordml" xmlns:w15="http://schemas.microsoft.com/office/word/2012/wordml" xmlns:w16cex="http://schemas.microsoft.com/office/word/2018/wordml/cex" xmlns:w16cid="http://schemas.microsoft.com/office/word/2016/wordml/cid" xmlns:w16="http://schemas.microsoft.com/office/word/2018/wordml" xmlns:w16du="http://schemas.microsoft.com/office/word/2023/wordml/word16du" xmlns:w16sdtdh="http://schemas.microsoft.com/office/word/2020/wordml/sdtdatahash" xmlns:w16sdtfl="http://schemas.microsoft.com/office/word/2024/wordml/sdtformatlock" xmlns:w16se="http://schemas.microsoft.com/office/word/2015/wordml/symex" xmlns:wpg="http://schemas.microsoft.com/office/word/2010/wordprocessingGroup" xmlns:wpi="http://schemas.microsoft.com/office/word/2010/wordprocessingInk" xmlns:wne="http://schemas.microsoft.com/office/word/2006/wordml" xmlns:wps="http://schemas.microsoft.com/office/word/2010/wordprocessingShape" mc:Ignorable="w14 w15 w16se w16cid w16 w16cex w16sdtdh w16sdtfl w16du wp14">
+  <w:endnote w:type="separator" w:id="-1">
+    <w:p>
+      <w:r>
+        <w:separator/>
+      </w:r>
+    </w:p>
+  </w:endnote>
+  <w:endnote w:type="continuationSeparator" w:id="0">
+    <w:p>
+      <w:r>
+        <w:continuationSeparator/>
+      </w:r>
+    </w:p>
+  </w:endnote>
+</w:endnotes>
+</file>
+
+<file path=word/footer1.xml><?xml version="1.0" encoding="utf-8"?>
+<w:ftr xmlns:wpc="http://schemas.microsoft.com/office/word/2010/wordprocessingCanvas" xmlns:cx="http://schemas.microsoft.com/office/drawing/2014/chartex" xmlns:cx1="http://schemas.microsoft.com/office/drawing/2015/9/8/chartex" xmlns:cx2="http://schemas.microsoft.com/office/drawing/2015/10/21/chartex" xmlns:cx3="http://schemas.microsoft.com/office/drawing/2016/5/9/chartex" xmlns:cx4="http://schemas.microsoft.com/office/drawing/2016/5/10/chartex" xmlns:cx5="http://schemas.microsoft.com/office/drawing/2016/5/11/chartex" xmlns:cx6="http://schemas.microsoft.com/office/drawing/2016/5/12/chartex" xmlns:cx7="http://schemas.microsoft.com/office/drawing/2016/5/13/chartex" xmlns:cx8="http://schemas.microsoft.com/office/drawing/2016/5/14/chartex" xmlns:mc="http://schemas.openxmlformats.org/markup-compatibility/2006" xmlns:aink="http://schemas.microsoft.com/office/drawing/2016/ink" xmlns:am3d="http://schemas.microsoft.com/office/drawing/2017/model3d" xmlns:o="urn:schemas-microsoft-com:office:office" xmlns:oel="http://schemas.microsoft.com/office/2019/extlst" xmlns:r="http://schemas.openxmlformats.org/officeDocument/2006/relationships" xmlns:m="http://schemas.openxmlformats.org/officeDocument/2006/math" xmlns:v="urn:schemas-microsoft-com:vml" xmlns:wp14="http://schemas.microsoft.com/office/word/2010/wordprocessingDrawing" xmlns:wp="http://schemas.openxmlformats.org/drawingml/2006/wordprocessingDrawing" xmlns:w10="urn:schemas-microsoft-com:office:word" xmlns:w="http://schemas.openxmlformats.org/wordprocessingml/2006/main" xmlns:w14="http://schemas.microsoft.com/office/word/2010/wordml" xmlns:w15="http://schemas.microsoft.com/office/word/2012/wordml" xmlns:w16cex="http://schemas.microsoft.com/office/word/2018/wordml/cex" xmlns:w16cid="http://schemas.microsoft.com/office/word/2016/wordml/cid" xmlns:w16="http://schemas.microsoft.com/office/word/2018/wordml" xmlns:w16du="http://schemas.microsoft.com/office/word/2023/wordml/word16du" xmlns:w16sdtdh="http://schemas.microsoft.com/office/word/2020/wordml/sdtdatahash" xmlns:w16sdtfl="http://schemas.microsoft.com/office/word/2024/wordml/sdtformatlock" xmlns:w16se="http://schemas.microsoft.com/office/word/2015/wordml/symex" xmlns:wpg="http://schemas.microsoft.com/office/word/2010/wordprocessingGroup" xmlns:wpi="http://schemas.microsoft.com/office/word/2010/wordprocessingInk" xmlns:wne="http://schemas.microsoft.com/office/word/2006/wordml" xmlns:wps="http://schemas.microsoft.com/office/word/2010/wordprocessingShape" mc:Ignorable="w14 w15 w16se w16cid w16 w16cex w16sdtdh w16sdtfl w16du wp14">
+  <w:sdt>
+    <w:sdtPr>
+      <w:id w:val="1520354463"/>
+      <w:docPartObj>
+        <w:docPartGallery w:val="Page Numbers (Bottom of Page)"/>
+        <w:docPartUnique/>
+      </w:docPartObj>
+    </w:sdtPr>
+    <w:sdtContent>
+      <w:p>
+        <w:pPr>
+          <w:pStyle w:val="af0"/>
+          <w:jc w:val="right"/>
+        </w:pPr>
+        <w:r>
+          <w:rPr>
+            <w:rFonts w:ascii="Times New Roman" w:hAnsi="Times New Roman" w:cs="Times New Roman"/>
+            <w:sz w:val="28"/>
+            <w:szCs w:val="28"/>
+          </w:rPr>
+          <w:fldChar w:fldCharType="begin"/>
+        </w:r>
+        <w:r>
+          <w:rPr>
+            <w:rFonts w:ascii="Times New Roman" w:hAnsi="Times New Roman" w:cs="Times New Roman"/>
+            <w:sz w:val="28"/>
+            <w:szCs w:val="28"/>
+          </w:rPr>
+          <w:instrText>PAGE   \* MERGEFORMAT</w:instrText>
+        </w:r>
+        <w:r>
+          <w:rPr>
+            <w:rFonts w:ascii="Times New Roman" w:hAnsi="Times New Roman" w:cs="Times New Roman"/>
+            <w:sz w:val="28"/>
+            <w:szCs w:val="28"/>
+          </w:rPr>
+          <w:fldChar w:fldCharType="separate"/>
+        </w:r>
+        <w:r>
+          <w:rPr>
+            <w:rFonts w:ascii="Times New Roman" w:hAnsi="Times New Roman" w:cs="Times New Roman"/>
+            <w:sz w:val="28"/>
+            <w:szCs w:val="28"/>
+            <w:lang w:val="ru-RU"/>
+          </w:rPr>
+          <w:t>2</w:t>
+        </w:r>
+        <w:r>
+          <w:rPr>
+            <w:rFonts w:ascii="Times New Roman" w:hAnsi="Times New Roman" w:cs="Times New Roman"/>
+            <w:sz w:val="28"/>
+            <w:szCs w:val="28"/>
+          </w:rPr>
+          <w:fldChar w:fldCharType="end"/>
+        </w:r>
+      </w:p>
+    </w:sdtContent>
+  </w:sdt>
+  <w:p>
+    <w:pPr>
+      <w:pStyle w:val="af0"/>
+    </w:pPr>
+  </w:p>
+</w:ftr>
+</file>
+
+<file path=word/footnotes.xml><?xml version="1.0" encoding="utf-8"?>
+<w:footnotes xmlns:wpc="http://schemas.microsoft.com/office/word/2010/wordprocessingCanvas" xmlns:cx="http://schemas.microsoft.com/office/drawing/2014/chartex" xmlns:cx1="http://schemas.microsoft.com/office/drawing/2015/9/8/chartex" xmlns:cx2="http://schemas.microsoft.com/office/drawing/2015/10/21/chartex" xmlns:cx3="http://schemas.microsoft.com/office/drawing/2016/5/9/chartex" xmlns:cx4="http://schemas.microsoft.com/office/drawing/2016/5/10/chartex" xmlns:cx5="http://schemas.microsoft.com/office/drawing/2016/5/11/chartex" xmlns:cx6="http://schemas.microsoft.com/office/drawing/2016/5/12/chartex" xmlns:cx7="http://schemas.microsoft.com/office/drawing/2016/5/13/chartex" xmlns:cx8="http://schemas.microsoft.com/office/drawing/2016/5/14/chartex" xmlns:mc="http://schemas.openxmlformats.org/markup-compatibility/2006" xmlns:aink="http://schemas.microsoft.com/office/drawing/2016/ink" xmlns:am3d="http://schemas.microsoft.com/office/drawing/2017/model3d" xmlns:o="urn:schemas-microsoft-com:office:office" xmlns:oel="http://schemas.microsoft.com/office/2019/extlst" xmlns:r="http://schemas.openxmlformats.org/officeDocument/2006/relationships" xmlns:m="http://schemas.openxmlformats.org/officeDocument/2006/math" xmlns:v="urn:schemas-microsoft-com:vml" xmlns:wp14="http://schemas.microsoft.com/office/word/2010/wordprocessingDrawing" xmlns:wp="http://schemas.openxmlformats.org/drawingml/2006/wordprocessingDrawing" xmlns:w10="urn:schemas-microsoft-com:office:word" xmlns:w="http://schemas.openxmlformats.org/wordprocessingml/2006/main" xmlns:w14="http://schemas.microsoft.com/office/word/2010/wordml" xmlns:w15="http://schemas.microsoft.com/office/word/2012/wordml" xmlns:w16cex="http://schemas.microsoft.com/office/word/2018/wordml/cex" xmlns:w16cid="http://schemas.microsoft.com/office/word/2016/wordml/cid" xmlns:w16="http://schemas.microsoft.com/office/word/2018/wordml" xmlns:w16du="http://schemas.microsoft.com/office/word/2023/wordml/word16du" xmlns:w16sdtdh="http://schemas.microsoft.com/office/word/2020/wordml/sdtdatahash" xmlns:w16sdtfl="http://schemas.microsoft.com/office/word/2024/wordml/sdtformatlock" xmlns:w16se="http://schemas.microsoft.com/office/word/2015/wordml/symex" xmlns:wpg="http://schemas.microsoft.com/office/word/2010/wordprocessingGroup" xmlns:wpi="http://schemas.microsoft.com/office/word/2010/wordprocessingInk" xmlns:wne="http://schemas.microsoft.com/office/word/2006/wordml" xmlns:wps="http://schemas.microsoft.com/office/word/2010/wordprocessingShape" mc:Ignorable="w14 w15 w16se w16cid w16 w16cex w16sdtdh w16sdtfl w16du wp14">
+  <w:footnote w:type="separator" w:id="-1">
+    <w:p>
+      <w:r>
+        <w:separator/>
+      </w:r>
+    </w:p>
+  </w:footnote>
+  <w:footnote w:type="continuationSeparator" w:id="0">
+    <w:p>
+      <w:r>
+        <w:continuationSeparator/>
+      </w:r>
+    </w:p>
+  </w:footnote>
+</w:footnotes>
 </file>
 
 <file path=word/numbering.xml><?xml version="1.0" encoding="utf-8"?>
@@ -4019,6 +4339,7 @@
   <w:style w:type="character" w:default="1" w:styleId="a0">
     <w:name w:val="Default Paragraph Font"/>
     <w:uiPriority w:val="1"/>
+    <w:semiHidden/>
     <w:unhideWhenUsed/>
   </w:style>
   <w:style w:type="table" w:default="1" w:styleId="a1">
@@ -4441,6 +4762,64 @@
       </w:tblBorders>
     </w:tblPr>
   </w:style>
+  <w:style w:type="paragraph" w:styleId="ae">
+    <w:name w:val="header"/>
+    <w:basedOn w:val="a"/>
+    <w:link w:val="af"/>
+    <w:uiPriority w:val="99"/>
+    <w:unhideWhenUsed/>
+    <w:rsid w:val="002013DE"/>
+    <w:pPr>
+      <w:tabs>
+        <w:tab w:val="center" w:pos="4677"/>
+        <w:tab w:val="right" w:pos="9355"/>
+      </w:tabs>
+    </w:pPr>
+  </w:style>
+  <w:style w:type="character" w:customStyle="1" w:styleId="af">
+    <w:name w:val="Верхний колонтитул Знак"/>
+    <w:basedOn w:val="a0"/>
+    <w:link w:val="ae"/>
+    <w:uiPriority w:val="99"/>
+    <w:rsid w:val="002013DE"/>
+    <w:rPr>
+      <w:rFonts w:eastAsiaTheme="minorEastAsia"/>
+      <w:kern w:val="0"/>
+      <w:sz w:val="20"/>
+      <w:szCs w:val="20"/>
+      <w:lang w:val="en-US" w:eastAsia="zh-CN"/>
+      <w14:ligatures w14:val="none"/>
+    </w:rPr>
+  </w:style>
+  <w:style w:type="paragraph" w:styleId="af0">
+    <w:name w:val="footer"/>
+    <w:basedOn w:val="a"/>
+    <w:link w:val="af1"/>
+    <w:uiPriority w:val="99"/>
+    <w:unhideWhenUsed/>
+    <w:rsid w:val="002013DE"/>
+    <w:pPr>
+      <w:tabs>
+        <w:tab w:val="center" w:pos="4677"/>
+        <w:tab w:val="right" w:pos="9355"/>
+      </w:tabs>
+    </w:pPr>
+  </w:style>
+  <w:style w:type="character" w:customStyle="1" w:styleId="af1">
+    <w:name w:val="Нижний колонтитул Знак"/>
+    <w:basedOn w:val="a0"/>
+    <w:link w:val="af0"/>
+    <w:uiPriority w:val="99"/>
+    <w:rsid w:val="002013DE"/>
+    <w:rPr>
+      <w:rFonts w:eastAsiaTheme="minorEastAsia"/>
+      <w:kern w:val="0"/>
+      <w:sz w:val="20"/>
+      <w:szCs w:val="20"/>
+      <w:lang w:val="en-US" w:eastAsia="zh-CN"/>
+      <w14:ligatures w14:val="none"/>
+    </w:rPr>
+  </w:style>
 </w:styles>
 </file>
 
